--- a/src/content/poetry/13-kto-ya-tak-eto-ty/ru.docx
+++ b/src/content/poetry/13-kto-ya-tak-eto-ty/ru.docx
@@ -6,6 +6,18 @@
       <w:pPr>
         <w:pStyle w:val="a3"/>
       </w:pPr>
+      <w:r>
+        <w:rPr>
+          <w:bCs/>
+          <w:b/>
+        </w:rPr>
+        <w:t xml:space="preserve">кто я? так это ты</w:t>
+      </w:r>
+    </w:p>
+    <w:p>
+      <w:pPr>
+        <w:pStyle w:val="a3"/>
+      </w:pPr>
     </w:p>
     <w:p>
       <w:pPr>
@@ -871,28 +883,19 @@
     </w:p>
     <w:p>
       <w:pPr>
-        <w:pStyle w:val="a3"/>
-      </w:pPr>
-    </w:p>
-    <w:p>
-      <w:pPr>
-        <w:pStyle w:val="a3"/>
-      </w:pPr>
-    </w:p>
-    <w:p>
-      <w:pPr>
-        <w:pStyle w:val="a3"/>
-      </w:pPr>
-    </w:p>
-    <w:p>
-      <w:pPr>
-        <w:pStyle w:val="a3"/>
-      </w:pPr>
-    </w:p>
-    <w:p>
-      <w:pPr>
-        <w:pStyle w:val="a3"/>
-      </w:pPr>
+        <w:spacing w:before="200"/>
+        <w:rPr>
+          <w:i/>
+          <w:iCs/>
+        </w:rPr>
+      </w:pPr>
+      <w:r>
+        <w:rPr>
+          <w:i/>
+          <w:iCs/>
+        </w:rPr>
+        <w:t xml:space="preserve">27.10.2024, Сергей Панкратиус</w:t>
+      </w:r>
     </w:p>
     <w:sectPr>
       <w:pgSz w:w="11906" w:h="16838"/>
